--- a/Data/SupTableS5_number_at_risk.docx
+++ b/Data/SupTableS5_number_at_risk.docx
@@ -3498,10 +3498,7 @@
           </w:tcPr>
           <w:p>
             <w:r>
-              <w:rPr>
-                <w:sz w:val="16"/>
-              </w:rPr>
-              <w:t>HPV reinfection</w:t>
+              <w:t>Post-index hr-HPV detection (sensitivity)</w:t>
             </w:r>
           </w:p>
         </w:tc>
@@ -3699,10 +3696,7 @@
           </w:tcPr>
           <w:p>
             <w:r>
-              <w:rPr>
-                <w:sz w:val="16"/>
-              </w:rPr>
-              <w:t>HPV reinfection</w:t>
+              <w:t>Post-index hr-HPV detection (sensitivity)</w:t>
             </w:r>
           </w:p>
         </w:tc>
